--- a/07_Student_Communication_and_Showcase/TAS2O_Student_Onboarding_Package.docx
+++ b/07_Student_Communication_and_Showcase/TAS2O_Student_Onboarding_Package.docx
@@ -2321,7 +2321,7 @@
                 <w:b w:val="0"/>
                 <w:sz w:val="18"/>
               </w:rPr>
-              <w:t>Submitting AI-generated work as your own without acknowledgement</w:t>
+              <w:t>Submitting work as your own without acknowledgement</w:t>
             </w:r>
           </w:p>
         </w:tc>

--- a/07_Student_Communication_and_Showcase/TAS2O_Student_Onboarding_Package.docx
+++ b/07_Student_Communication_and_Showcase/TAS2O_Student_Onboarding_Package.docx
@@ -369,7 +369,7 @@
     </w:p>
     <w:p>
       <w:r>
-        <w:t>This onboarding package is designed for students enrolled in TAS2O. It introduces the course, learning expectations, safety responsibilities, responsible AI use, assessment structure, major assignments, portfolio requirements, and first-week start-up tasks. It should be distributed at the beginning of the course and kept in the student portfolio or learning management system. It also supports the school communication, records, consent, and student-support procedures that apply to the course.</w:t>
+        <w:t>This onboarding package is designed for students enrolled in TAS2O. It introduces the course, learning expectations, safety responsibilities, responsible use of approved AI tools, assessment structure, major assignments, portfolio requirements, and first-week start-up tasks. It should be distributed at the beginning of the course and kept in the student portfolio or learning management system. It also supports the school communication, records, consent, and student-support procedures that apply to the course.</w:t>
       </w:r>
     </w:p>
     <w:p>
@@ -1204,7 +1204,7 @@
                 <w:b w:val="0"/>
                 <w:sz w:val="18"/>
               </w:rPr>
-              <w:t>AI can support learning, but you must verify information and show your own understanding.</w:t>
+              <w:t>AI can support learning, but you verify information and show your own understanding.</w:t>
             </w:r>
           </w:p>
         </w:tc>
@@ -1272,7 +1272,7 @@
                 <w:b w:val="0"/>
                 <w:sz w:val="18"/>
               </w:rPr>
-              <w:t>Your teacher may ask you to explain your design decisions, code, safety plan, or AI use.</w:t>
+              <w:t>Your teacher may ask you to explain your design decisions, code, safety plan, or use of approved AI tools.</w:t>
             </w:r>
           </w:p>
         </w:tc>
@@ -2242,7 +2242,7 @@
     </w:p>
     <w:p>
       <w:r>
-        <w:t>AI tools may be used in this course when they support learning and when the teacher allows them for a specific task. AI use must be documented and verified. AI use must be documented and verified, and students remain responsible for the accuracy and originality of their work.</w:t>
+        <w:t>AI tools may be used in this course when they support learning and when the teacher allows them for a specific task. use of approved AI tools must be documented and verified. use of approved AI tools must be documented and verified, and students remain responsible for the accuracy and originality of their work.</w:t>
       </w:r>
     </w:p>
     <w:tbl>
@@ -3176,7 +3176,7 @@
         <w:rPr>
           <w:sz w:val="20"/>
         </w:rPr>
-        <w:t>Complete the AI use and academic integrity acknowledgement.</w:t>
+        <w:t>Complete the use of approved AI tools and academic integrity acknowledgement.</w:t>
       </w:r>
     </w:p>
     <w:p>
@@ -3903,7 +3903,7 @@
     </w:p>
     <w:p>
       <w:r>
-        <w:t>I understand that TAS2O is a practical, safety-focused, project-based OSSD credit course. I agree to follow classroom and lab safety rules, complete required evidence, document AI use honestly, participate respectfully, maintain an organized portfolio, and follow school communication and record procedures.</w:t>
+        <w:t>I understand that TAS2O is a practical, safety-focused, project-based OSSD credit course. I agree to follow classroom and lab safety rules, complete required evidence, document use of approved AI tools honestly, participate respectfully, maintain an organized portfolio, and follow school communication and record procedures.</w:t>
       </w:r>
     </w:p>
     <w:tbl>
